--- a/РР Богатов.docx
+++ b/РР Богатов.docx
@@ -1844,7 +1844,23 @@
           <w:sz w:val="28"/>
           <w:szCs w:val="28"/>
         </w:rPr>
-        <w:t xml:space="preserve"> на свой компьютер. Скачал установщик с официального сайта git-scm.com. Во время установки ничего не менял — нажимал «Далее», оставил всё по умолчанию. Единственное, на что обратил внимание: в качестве редактора по умолчанию выбрал </w:t>
+        <w:t xml:space="preserve"> на свой компьютер. Скачал установщик с официального сайта git-scm.com. Во время установки ничего не менял </w:t>
+      </w:r>
+      <w:r>
+        <w:rPr>
+          <w:rFonts w:ascii="Times New Roman" w:hAnsi="Times New Roman" w:cs="Times New Roman"/>
+          <w:sz w:val="28"/>
+          <w:szCs w:val="28"/>
+        </w:rPr>
+        <w:t>-</w:t>
+      </w:r>
+      <w:r>
+        <w:rPr>
+          <w:rFonts w:ascii="Times New Roman" w:hAnsi="Times New Roman" w:cs="Times New Roman"/>
+          <w:sz w:val="28"/>
+          <w:szCs w:val="28"/>
+        </w:rPr>
+        <w:t xml:space="preserve"> нажимал «Далее», оставил всё по умолчанию. Единственное, на что обратил внимание: в качестве редактора по умолчанию выбрал </w:t>
       </w:r>
       <w:proofErr w:type="spellStart"/>
       <w:r>
@@ -3050,7 +3066,23 @@
           <w:sz w:val="28"/>
           <w:szCs w:val="28"/>
         </w:rPr>
-        <w:t xml:space="preserve"> — это и есть хранилище всех версий. </w:t>
+        <w:t> </w:t>
+      </w:r>
+      <w:r>
+        <w:rPr>
+          <w:rFonts w:ascii="Times New Roman" w:hAnsi="Times New Roman" w:cs="Times New Roman"/>
+          <w:sz w:val="28"/>
+          <w:szCs w:val="28"/>
+        </w:rPr>
+        <w:t>-</w:t>
+      </w:r>
+      <w:r>
+        <w:rPr>
+          <w:rFonts w:ascii="Times New Roman" w:hAnsi="Times New Roman" w:cs="Times New Roman"/>
+          <w:sz w:val="28"/>
+          <w:szCs w:val="28"/>
+        </w:rPr>
+        <w:t xml:space="preserve"> это и есть хранилище всех версий. </w:t>
       </w:r>
       <w:proofErr w:type="spellStart"/>
       <w:r>
@@ -3426,8 +3458,6 @@
           <w:szCs w:val="28"/>
         </w:rPr>
       </w:pPr>
-      <w:bookmarkStart w:id="0" w:name="_GoBack"/>
-      <w:bookmarkEnd w:id="0"/>
     </w:p>
     <w:p>
       <w:pPr>
@@ -4496,6 +4526,983 @@
         <w:tabs>
           <w:tab w:val="left" w:pos="3675"/>
         </w:tabs>
+        <w:jc w:val="both"/>
+        <w:rPr>
+          <w:rFonts w:ascii="Times New Roman" w:hAnsi="Times New Roman" w:cs="Times New Roman"/>
+          <w:sz w:val="28"/>
+          <w:szCs w:val="28"/>
+        </w:rPr>
+      </w:pPr>
+      <w:r>
+        <w:rPr>
+          <w:rFonts w:ascii="Times New Roman" w:hAnsi="Times New Roman" w:cs="Times New Roman"/>
+          <w:sz w:val="28"/>
+          <w:szCs w:val="28"/>
+        </w:rPr>
+        <w:t>После</w:t>
+      </w:r>
+      <w:r>
+        <w:rPr>
+          <w:rFonts w:ascii="Times New Roman" w:hAnsi="Times New Roman" w:cs="Times New Roman"/>
+          <w:sz w:val="28"/>
+          <w:szCs w:val="28"/>
+          <w:lang w:val="en-US"/>
+        </w:rPr>
+        <w:t> </w:t>
+      </w:r>
+      <w:proofErr w:type="spellStart"/>
+      <w:r>
+        <w:rPr>
+          <w:rFonts w:ascii="Times New Roman" w:hAnsi="Times New Roman" w:cs="Times New Roman"/>
+          <w:sz w:val="28"/>
+          <w:szCs w:val="28"/>
+          <w:lang w:val="en-US"/>
+        </w:rPr>
+        <w:t>git</w:t>
+      </w:r>
+      <w:proofErr w:type="spellEnd"/>
+      <w:r>
+        <w:rPr>
+          <w:rFonts w:ascii="Times New Roman" w:hAnsi="Times New Roman" w:cs="Times New Roman"/>
+          <w:sz w:val="28"/>
+          <w:szCs w:val="28"/>
+          <w:lang w:val="en-US"/>
+        </w:rPr>
+        <w:t xml:space="preserve"> status </w:t>
+      </w:r>
+      <w:r>
+        <w:rPr>
+          <w:rFonts w:ascii="Times New Roman" w:hAnsi="Times New Roman" w:cs="Times New Roman"/>
+          <w:sz w:val="28"/>
+          <w:szCs w:val="28"/>
+        </w:rPr>
+        <w:t>файлы</w:t>
+      </w:r>
+      <w:r>
+        <w:rPr>
+          <w:rFonts w:ascii="Times New Roman" w:hAnsi="Times New Roman" w:cs="Times New Roman"/>
+          <w:sz w:val="28"/>
+          <w:szCs w:val="28"/>
+          <w:lang w:val="en-US"/>
+        </w:rPr>
+        <w:t xml:space="preserve"> </w:t>
+      </w:r>
+      <w:r>
+        <w:rPr>
+          <w:rFonts w:ascii="Times New Roman" w:hAnsi="Times New Roman" w:cs="Times New Roman"/>
+          <w:sz w:val="28"/>
+          <w:szCs w:val="28"/>
+        </w:rPr>
+        <w:t>стали</w:t>
+      </w:r>
+      <w:r>
+        <w:rPr>
+          <w:rFonts w:ascii="Times New Roman" w:hAnsi="Times New Roman" w:cs="Times New Roman"/>
+          <w:sz w:val="28"/>
+          <w:szCs w:val="28"/>
+          <w:lang w:val="en-US"/>
+        </w:rPr>
+        <w:t xml:space="preserve"> </w:t>
+      </w:r>
+      <w:r>
+        <w:rPr>
+          <w:rFonts w:ascii="Times New Roman" w:hAnsi="Times New Roman" w:cs="Times New Roman"/>
+          <w:sz w:val="28"/>
+          <w:szCs w:val="28"/>
+        </w:rPr>
+        <w:t>зелёными</w:t>
+      </w:r>
+      <w:r>
+        <w:rPr>
+          <w:rFonts w:ascii="Times New Roman" w:hAnsi="Times New Roman" w:cs="Times New Roman"/>
+          <w:sz w:val="28"/>
+          <w:szCs w:val="28"/>
+          <w:lang w:val="en-US"/>
+        </w:rPr>
+        <w:t xml:space="preserve">. </w:t>
+      </w:r>
+      <w:r>
+        <w:rPr>
+          <w:rFonts w:ascii="Times New Roman" w:hAnsi="Times New Roman" w:cs="Times New Roman"/>
+          <w:sz w:val="28"/>
+          <w:szCs w:val="28"/>
+        </w:rPr>
+        <w:t xml:space="preserve">Это означает, что они подготовлены к </w:t>
+      </w:r>
+      <w:proofErr w:type="spellStart"/>
+      <w:r>
+        <w:rPr>
+          <w:rFonts w:ascii="Times New Roman" w:hAnsi="Times New Roman" w:cs="Times New Roman"/>
+          <w:sz w:val="28"/>
+          <w:szCs w:val="28"/>
+        </w:rPr>
+        <w:t>коммиту</w:t>
+      </w:r>
+      <w:proofErr w:type="spellEnd"/>
+      <w:r>
+        <w:rPr>
+          <w:rFonts w:ascii="Times New Roman" w:hAnsi="Times New Roman" w:cs="Times New Roman"/>
+          <w:sz w:val="28"/>
+          <w:szCs w:val="28"/>
+        </w:rPr>
+        <w:t>.</w:t>
+      </w:r>
+    </w:p>
+    <w:p>
+      <w:pPr>
+        <w:tabs>
+          <w:tab w:val="left" w:pos="3675"/>
+        </w:tabs>
+        <w:jc w:val="both"/>
+        <w:rPr>
+          <w:rFonts w:ascii="Times New Roman" w:hAnsi="Times New Roman" w:cs="Times New Roman"/>
+          <w:sz w:val="28"/>
+          <w:szCs w:val="28"/>
+        </w:rPr>
+      </w:pPr>
+      <w:r>
+        <w:rPr>
+          <w:rFonts w:ascii="Times New Roman" w:hAnsi="Times New Roman" w:cs="Times New Roman"/>
+          <w:sz w:val="28"/>
+          <w:szCs w:val="28"/>
+        </w:rPr>
+        <w:t xml:space="preserve">Первый </w:t>
+      </w:r>
+      <w:proofErr w:type="spellStart"/>
+      <w:r>
+        <w:rPr>
+          <w:rFonts w:ascii="Times New Roman" w:hAnsi="Times New Roman" w:cs="Times New Roman"/>
+          <w:sz w:val="28"/>
+          <w:szCs w:val="28"/>
+        </w:rPr>
+        <w:t>коммит</w:t>
+      </w:r>
+      <w:proofErr w:type="spellEnd"/>
+      <w:r>
+        <w:rPr>
+          <w:rFonts w:ascii="Times New Roman" w:hAnsi="Times New Roman" w:cs="Times New Roman"/>
+          <w:sz w:val="28"/>
+          <w:szCs w:val="28"/>
+        </w:rPr>
+        <w:t xml:space="preserve"> я сделал с сообщением:</w:t>
+      </w:r>
+    </w:p>
+    <w:p>
+      <w:pPr>
+        <w:autoSpaceDE w:val="0"/>
+        <w:autoSpaceDN w:val="0"/>
+        <w:adjustRightInd w:val="0"/>
+        <w:spacing w:after="0" w:line="240" w:lineRule="auto"/>
+        <w:rPr>
+          <w:rFonts w:ascii="Lucida Console" w:hAnsi="Lucida Console" w:cs="Lucida Console"/>
+          <w:sz w:val="18"/>
+          <w:szCs w:val="18"/>
+        </w:rPr>
+      </w:pPr>
+      <w:r>
+        <w:rPr>
+          <w:rFonts w:ascii="Lucida Console" w:hAnsi="Lucida Console" w:cs="Lucida Console"/>
+          <w:sz w:val="18"/>
+          <w:szCs w:val="18"/>
+        </w:rPr>
+        <w:t xml:space="preserve">$ </w:t>
+      </w:r>
+      <w:proofErr w:type="spellStart"/>
+      <w:r>
+        <w:rPr>
+          <w:rFonts w:ascii="Lucida Console" w:hAnsi="Lucida Console" w:cs="Lucida Console"/>
+          <w:sz w:val="18"/>
+          <w:szCs w:val="18"/>
+        </w:rPr>
+        <w:t>git</w:t>
+      </w:r>
+      <w:proofErr w:type="spellEnd"/>
+      <w:r>
+        <w:rPr>
+          <w:rFonts w:ascii="Lucida Console" w:hAnsi="Lucida Console" w:cs="Lucida Console"/>
+          <w:sz w:val="18"/>
+          <w:szCs w:val="18"/>
+        </w:rPr>
+        <w:t xml:space="preserve"> </w:t>
+      </w:r>
+      <w:proofErr w:type="spellStart"/>
+      <w:r>
+        <w:rPr>
+          <w:rFonts w:ascii="Lucida Console" w:hAnsi="Lucida Console" w:cs="Lucida Console"/>
+          <w:sz w:val="18"/>
+          <w:szCs w:val="18"/>
+        </w:rPr>
+        <w:t>commit</w:t>
+      </w:r>
+      <w:proofErr w:type="spellEnd"/>
+      <w:r>
+        <w:rPr>
+          <w:rFonts w:ascii="Lucida Console" w:hAnsi="Lucida Console" w:cs="Lucida Console"/>
+          <w:sz w:val="18"/>
+          <w:szCs w:val="18"/>
+        </w:rPr>
+        <w:t xml:space="preserve"> -m "</w:t>
+      </w:r>
+      <w:proofErr w:type="spellStart"/>
+      <w:r>
+        <w:rPr>
+          <w:rFonts w:ascii="Lucida Console" w:hAnsi="Lucida Console" w:cs="Lucida Console"/>
+          <w:sz w:val="18"/>
+          <w:szCs w:val="18"/>
+        </w:rPr>
+        <w:t>Initial</w:t>
+      </w:r>
+      <w:proofErr w:type="spellEnd"/>
+      <w:r>
+        <w:rPr>
+          <w:rFonts w:ascii="Lucida Console" w:hAnsi="Lucida Console" w:cs="Lucida Console"/>
+          <w:sz w:val="18"/>
+          <w:szCs w:val="18"/>
+        </w:rPr>
+        <w:t xml:space="preserve"> </w:t>
+      </w:r>
+      <w:proofErr w:type="spellStart"/>
+      <w:r>
+        <w:rPr>
+          <w:rFonts w:ascii="Lucida Console" w:hAnsi="Lucida Console" w:cs="Lucida Console"/>
+          <w:sz w:val="18"/>
+          <w:szCs w:val="18"/>
+        </w:rPr>
+        <w:t>commit</w:t>
+      </w:r>
+      <w:proofErr w:type="spellEnd"/>
+      <w:r>
+        <w:rPr>
+          <w:rFonts w:ascii="Lucida Console" w:hAnsi="Lucida Console" w:cs="Lucida Console"/>
+          <w:sz w:val="18"/>
+          <w:szCs w:val="18"/>
+        </w:rPr>
+        <w:t>: создана базовая структура проекта"</w:t>
+      </w:r>
+    </w:p>
+    <w:p>
+      <w:pPr>
+        <w:tabs>
+          <w:tab w:val="left" w:pos="3675"/>
+        </w:tabs>
+        <w:jc w:val="both"/>
+        <w:rPr>
+          <w:rFonts w:ascii="Times New Roman" w:hAnsi="Times New Roman" w:cs="Times New Roman"/>
+          <w:sz w:val="28"/>
+          <w:szCs w:val="28"/>
+          <w:lang w:val="en-US"/>
+        </w:rPr>
+      </w:pPr>
+    </w:p>
+    <w:p>
+      <w:pPr>
+        <w:tabs>
+          <w:tab w:val="left" w:pos="3675"/>
+        </w:tabs>
+        <w:jc w:val="both"/>
+        <w:rPr>
+          <w:rFonts w:ascii="Times New Roman" w:hAnsi="Times New Roman" w:cs="Times New Roman"/>
+          <w:b/>
+          <w:bCs/>
+          <w:sz w:val="28"/>
+          <w:szCs w:val="28"/>
+        </w:rPr>
+      </w:pPr>
+      <w:r>
+        <w:rPr>
+          <w:rFonts w:ascii="Times New Roman" w:hAnsi="Times New Roman" w:cs="Times New Roman"/>
+          <w:b/>
+          <w:bCs/>
+          <w:sz w:val="28"/>
+          <w:szCs w:val="28"/>
+        </w:rPr>
+        <w:t>2.3. Работа с ветками</w:t>
+      </w:r>
+    </w:p>
+    <w:p>
+      <w:pPr>
+        <w:tabs>
+          <w:tab w:val="left" w:pos="3675"/>
+        </w:tabs>
+        <w:jc w:val="both"/>
+        <w:rPr>
+          <w:rFonts w:ascii="Times New Roman" w:hAnsi="Times New Roman" w:cs="Times New Roman"/>
+          <w:sz w:val="28"/>
+          <w:szCs w:val="28"/>
+        </w:rPr>
+      </w:pPr>
+      <w:r>
+        <w:rPr>
+          <w:rFonts w:ascii="Times New Roman" w:hAnsi="Times New Roman" w:cs="Times New Roman"/>
+          <w:sz w:val="28"/>
+          <w:szCs w:val="28"/>
+        </w:rPr>
+        <w:t xml:space="preserve">Задание требовало создать иерархическую структуру веток. Я начал с создания отдельной ветки для разработки </w:t>
+      </w:r>
+      <w:r>
+        <w:rPr>
+          <w:rFonts w:ascii="Times New Roman" w:hAnsi="Times New Roman" w:cs="Times New Roman"/>
+          <w:sz w:val="28"/>
+          <w:szCs w:val="28"/>
+        </w:rPr>
+        <w:t>-</w:t>
+      </w:r>
+      <w:r>
+        <w:rPr>
+          <w:rFonts w:ascii="Times New Roman" w:hAnsi="Times New Roman" w:cs="Times New Roman"/>
+          <w:sz w:val="28"/>
+          <w:szCs w:val="28"/>
+        </w:rPr>
+        <w:t> </w:t>
+      </w:r>
+      <w:proofErr w:type="spellStart"/>
+      <w:r>
+        <w:rPr>
+          <w:rFonts w:ascii="Times New Roman" w:hAnsi="Times New Roman" w:cs="Times New Roman"/>
+          <w:sz w:val="28"/>
+          <w:szCs w:val="28"/>
+        </w:rPr>
+        <w:t>develop</w:t>
+      </w:r>
+      <w:proofErr w:type="spellEnd"/>
+      <w:r>
+        <w:rPr>
+          <w:rFonts w:ascii="Times New Roman" w:hAnsi="Times New Roman" w:cs="Times New Roman"/>
+          <w:sz w:val="28"/>
+          <w:szCs w:val="28"/>
+        </w:rPr>
+        <w:t>:</w:t>
+      </w:r>
+    </w:p>
+    <w:p>
+      <w:pPr>
+        <w:autoSpaceDE w:val="0"/>
+        <w:autoSpaceDN w:val="0"/>
+        <w:adjustRightInd w:val="0"/>
+        <w:spacing w:after="0" w:line="240" w:lineRule="auto"/>
+        <w:rPr>
+          <w:rFonts w:ascii="Lucida Console" w:hAnsi="Lucida Console" w:cs="Lucida Console"/>
+          <w:sz w:val="18"/>
+          <w:szCs w:val="18"/>
+        </w:rPr>
+      </w:pPr>
+      <w:r>
+        <w:rPr>
+          <w:rFonts w:ascii="Lucida Console" w:hAnsi="Lucida Console" w:cs="Lucida Console"/>
+          <w:sz w:val="18"/>
+          <w:szCs w:val="18"/>
+        </w:rPr>
+        <w:t xml:space="preserve">$ </w:t>
+      </w:r>
+      <w:proofErr w:type="spellStart"/>
+      <w:r>
+        <w:rPr>
+          <w:rFonts w:ascii="Lucida Console" w:hAnsi="Lucida Console" w:cs="Lucida Console"/>
+          <w:sz w:val="18"/>
+          <w:szCs w:val="18"/>
+        </w:rPr>
+        <w:t>git</w:t>
+      </w:r>
+      <w:proofErr w:type="spellEnd"/>
+      <w:r>
+        <w:rPr>
+          <w:rFonts w:ascii="Lucida Console" w:hAnsi="Lucida Console" w:cs="Lucida Console"/>
+          <w:sz w:val="18"/>
+          <w:szCs w:val="18"/>
+        </w:rPr>
+        <w:t xml:space="preserve"> </w:t>
+      </w:r>
+      <w:proofErr w:type="spellStart"/>
+      <w:r>
+        <w:rPr>
+          <w:rFonts w:ascii="Lucida Console" w:hAnsi="Lucida Console" w:cs="Lucida Console"/>
+          <w:sz w:val="18"/>
+          <w:szCs w:val="18"/>
+        </w:rPr>
+        <w:t>checkout</w:t>
+      </w:r>
+      <w:proofErr w:type="spellEnd"/>
+      <w:r>
+        <w:rPr>
+          <w:rFonts w:ascii="Lucida Console" w:hAnsi="Lucida Console" w:cs="Lucida Console"/>
+          <w:sz w:val="18"/>
+          <w:szCs w:val="18"/>
+        </w:rPr>
+        <w:t xml:space="preserve"> -b </w:t>
+      </w:r>
+      <w:proofErr w:type="spellStart"/>
+      <w:r>
+        <w:rPr>
+          <w:rFonts w:ascii="Lucida Console" w:hAnsi="Lucida Console" w:cs="Lucida Console"/>
+          <w:sz w:val="18"/>
+          <w:szCs w:val="18"/>
+        </w:rPr>
+        <w:t>develop</w:t>
+      </w:r>
+      <w:proofErr w:type="spellEnd"/>
+    </w:p>
+    <w:p>
+      <w:pPr>
+        <w:tabs>
+          <w:tab w:val="left" w:pos="3675"/>
+        </w:tabs>
+        <w:jc w:val="both"/>
+        <w:rPr>
+          <w:rFonts w:ascii="Lucida Console" w:hAnsi="Lucida Console" w:cs="Lucida Console"/>
+          <w:sz w:val="18"/>
+          <w:szCs w:val="18"/>
+          <w:lang w:val="en-US"/>
+        </w:rPr>
+      </w:pPr>
+      <w:r>
+        <w:rPr>
+          <w:rFonts w:ascii="Lucida Console" w:hAnsi="Lucida Console" w:cs="Lucida Console"/>
+          <w:sz w:val="18"/>
+          <w:szCs w:val="18"/>
+          <w:lang w:val="en-US"/>
+        </w:rPr>
+        <w:t>Switched to a new branch 'develop</w:t>
+      </w:r>
+    </w:p>
+    <w:p>
+      <w:pPr>
+        <w:tabs>
+          <w:tab w:val="left" w:pos="3675"/>
+        </w:tabs>
+        <w:jc w:val="both"/>
+        <w:rPr>
+          <w:rFonts w:ascii="Times New Roman" w:hAnsi="Times New Roman" w:cs="Times New Roman"/>
+          <w:sz w:val="28"/>
+          <w:szCs w:val="28"/>
+        </w:rPr>
+      </w:pPr>
+      <w:r>
+        <w:rPr>
+          <w:rFonts w:ascii="Times New Roman" w:hAnsi="Times New Roman" w:cs="Times New Roman"/>
+          <w:sz w:val="28"/>
+          <w:szCs w:val="28"/>
+        </w:rPr>
+        <w:t xml:space="preserve">В этой ветке я создал файл </w:t>
+      </w:r>
+      <w:r>
+        <w:rPr>
+          <w:rFonts w:ascii="Times New Roman" w:hAnsi="Times New Roman" w:cs="Times New Roman"/>
+          <w:sz w:val="28"/>
+          <w:szCs w:val="28"/>
+          <w:lang w:val="en-US"/>
+        </w:rPr>
+        <w:t>search</w:t>
+      </w:r>
+      <w:r>
+        <w:rPr>
+          <w:rFonts w:ascii="Times New Roman" w:hAnsi="Times New Roman" w:cs="Times New Roman"/>
+          <w:sz w:val="28"/>
+          <w:szCs w:val="28"/>
+        </w:rPr>
+        <w:t>.</w:t>
+      </w:r>
+      <w:proofErr w:type="spellStart"/>
+      <w:r>
+        <w:rPr>
+          <w:rFonts w:ascii="Times New Roman" w:hAnsi="Times New Roman" w:cs="Times New Roman"/>
+          <w:sz w:val="28"/>
+          <w:szCs w:val="28"/>
+          <w:lang w:val="en-US"/>
+        </w:rPr>
+        <w:t>ps</w:t>
+      </w:r>
+      <w:proofErr w:type="spellEnd"/>
+      <w:r>
+        <w:rPr>
+          <w:rFonts w:ascii="Times New Roman" w:hAnsi="Times New Roman" w:cs="Times New Roman"/>
+          <w:sz w:val="28"/>
+          <w:szCs w:val="28"/>
+        </w:rPr>
+        <w:t>1 для поиска техники.</w:t>
+      </w:r>
+    </w:p>
+    <w:p>
+      <w:pPr>
+        <w:tabs>
+          <w:tab w:val="left" w:pos="3675"/>
+        </w:tabs>
+        <w:jc w:val="both"/>
+        <w:rPr>
+          <w:rFonts w:ascii="Times New Roman" w:hAnsi="Times New Roman" w:cs="Times New Roman"/>
+          <w:sz w:val="28"/>
+          <w:szCs w:val="28"/>
+        </w:rPr>
+      </w:pPr>
+      <w:r>
+        <w:rPr>
+          <w:rFonts w:ascii="Times New Roman" w:hAnsi="Times New Roman" w:cs="Times New Roman"/>
+          <w:sz w:val="28"/>
+          <w:szCs w:val="28"/>
+        </w:rPr>
+        <w:lastRenderedPageBreak/>
+        <w:t>Эт</w:t>
+      </w:r>
+      <w:r>
+        <w:rPr>
+          <w:rFonts w:ascii="Times New Roman" w:hAnsi="Times New Roman" w:cs="Times New Roman"/>
+          <w:sz w:val="28"/>
+          <w:szCs w:val="28"/>
+        </w:rPr>
+        <w:t xml:space="preserve">и изменения я зафиксировал одним </w:t>
+      </w:r>
+      <w:proofErr w:type="spellStart"/>
+      <w:r>
+        <w:rPr>
+          <w:rFonts w:ascii="Times New Roman" w:hAnsi="Times New Roman" w:cs="Times New Roman"/>
+          <w:sz w:val="28"/>
+          <w:szCs w:val="28"/>
+        </w:rPr>
+        <w:t>коммитом</w:t>
+      </w:r>
+      <w:proofErr w:type="spellEnd"/>
+      <w:r>
+        <w:rPr>
+          <w:rFonts w:ascii="Times New Roman" w:hAnsi="Times New Roman" w:cs="Times New Roman"/>
+          <w:sz w:val="28"/>
+          <w:szCs w:val="28"/>
+        </w:rPr>
+        <w:t>:</w:t>
+      </w:r>
+    </w:p>
+    <w:p>
+      <w:pPr>
+        <w:autoSpaceDE w:val="0"/>
+        <w:autoSpaceDN w:val="0"/>
+        <w:adjustRightInd w:val="0"/>
+        <w:spacing w:after="0" w:line="240" w:lineRule="auto"/>
+        <w:rPr>
+          <w:rFonts w:ascii="Lucida Console" w:hAnsi="Lucida Console" w:cs="Lucida Console"/>
+          <w:sz w:val="18"/>
+          <w:szCs w:val="18"/>
+          <w:lang w:val="en-US"/>
+        </w:rPr>
+      </w:pPr>
+      <w:r>
+        <w:rPr>
+          <w:rFonts w:ascii="Lucida Console" w:hAnsi="Lucida Console" w:cs="Lucida Console"/>
+          <w:sz w:val="18"/>
+          <w:szCs w:val="18"/>
+          <w:lang w:val="en-US"/>
+        </w:rPr>
+        <w:t xml:space="preserve">$ </w:t>
+      </w:r>
+      <w:proofErr w:type="spellStart"/>
+      <w:proofErr w:type="gramStart"/>
+      <w:r>
+        <w:rPr>
+          <w:rFonts w:ascii="Lucida Console" w:hAnsi="Lucida Console" w:cs="Lucida Console"/>
+          <w:sz w:val="18"/>
+          <w:szCs w:val="18"/>
+          <w:lang w:val="en-US"/>
+        </w:rPr>
+        <w:t>git</w:t>
+      </w:r>
+      <w:proofErr w:type="spellEnd"/>
+      <w:proofErr w:type="gramEnd"/>
+      <w:r>
+        <w:rPr>
+          <w:rFonts w:ascii="Lucida Console" w:hAnsi="Lucida Console" w:cs="Lucida Console"/>
+          <w:sz w:val="18"/>
+          <w:szCs w:val="18"/>
+          <w:lang w:val="en-US"/>
+        </w:rPr>
+        <w:t xml:space="preserve"> add search.ps1</w:t>
+      </w:r>
+    </w:p>
+    <w:p>
+      <w:pPr>
+        <w:autoSpaceDE w:val="0"/>
+        <w:autoSpaceDN w:val="0"/>
+        <w:adjustRightInd w:val="0"/>
+        <w:spacing w:after="0" w:line="240" w:lineRule="auto"/>
+        <w:rPr>
+          <w:rFonts w:ascii="Lucida Console" w:hAnsi="Lucida Console" w:cs="Lucida Console"/>
+          <w:sz w:val="18"/>
+          <w:szCs w:val="18"/>
+          <w:lang w:val="en-US"/>
+        </w:rPr>
+      </w:pPr>
+      <w:proofErr w:type="gramStart"/>
+      <w:r>
+        <w:rPr>
+          <w:rFonts w:ascii="Lucida Console" w:hAnsi="Lucida Console" w:cs="Lucida Console"/>
+          <w:sz w:val="18"/>
+          <w:szCs w:val="18"/>
+          <w:lang w:val="en-US"/>
+        </w:rPr>
+        <w:t>warning</w:t>
+      </w:r>
+      <w:proofErr w:type="gramEnd"/>
+      <w:r>
+        <w:rPr>
+          <w:rFonts w:ascii="Lucida Console" w:hAnsi="Lucida Console" w:cs="Lucida Console"/>
+          <w:sz w:val="18"/>
+          <w:szCs w:val="18"/>
+          <w:lang w:val="en-US"/>
+        </w:rPr>
+        <w:t xml:space="preserve">: in the working copy of 'search.ps1', LF will be replaced by CRLF the next time </w:t>
+      </w:r>
+      <w:proofErr w:type="spellStart"/>
+      <w:r>
+        <w:rPr>
+          <w:rFonts w:ascii="Lucida Console" w:hAnsi="Lucida Console" w:cs="Lucida Console"/>
+          <w:sz w:val="18"/>
+          <w:szCs w:val="18"/>
+          <w:lang w:val="en-US"/>
+        </w:rPr>
+        <w:t>Git</w:t>
+      </w:r>
+      <w:proofErr w:type="spellEnd"/>
+      <w:r>
+        <w:rPr>
+          <w:rFonts w:ascii="Lucida Console" w:hAnsi="Lucida Console" w:cs="Lucida Console"/>
+          <w:sz w:val="18"/>
+          <w:szCs w:val="18"/>
+          <w:lang w:val="en-US"/>
+        </w:rPr>
+        <w:t xml:space="preserve"> touches it</w:t>
+      </w:r>
+    </w:p>
+    <w:p>
+      <w:pPr>
+        <w:autoSpaceDE w:val="0"/>
+        <w:autoSpaceDN w:val="0"/>
+        <w:adjustRightInd w:val="0"/>
+        <w:spacing w:after="0" w:line="240" w:lineRule="auto"/>
+        <w:rPr>
+          <w:rFonts w:ascii="Lucida Console" w:hAnsi="Lucida Console" w:cs="Lucida Console"/>
+          <w:sz w:val="18"/>
+          <w:szCs w:val="18"/>
+          <w:lang w:val="en-US"/>
+        </w:rPr>
+      </w:pPr>
+    </w:p>
+    <w:p>
+      <w:pPr>
+        <w:autoSpaceDE w:val="0"/>
+        <w:autoSpaceDN w:val="0"/>
+        <w:adjustRightInd w:val="0"/>
+        <w:spacing w:after="0" w:line="240" w:lineRule="auto"/>
+        <w:rPr>
+          <w:rFonts w:ascii="Lucida Console" w:hAnsi="Lucida Console" w:cs="Lucida Console"/>
+          <w:color w:val="00A89A"/>
+          <w:sz w:val="18"/>
+          <w:szCs w:val="18"/>
+        </w:rPr>
+      </w:pPr>
+      <w:r>
+        <w:rPr>
+          <w:rFonts w:ascii="Lucida Console" w:hAnsi="Lucida Console" w:cs="Lucida Console"/>
+          <w:color w:val="1CA800"/>
+          <w:sz w:val="18"/>
+          <w:szCs w:val="18"/>
+        </w:rPr>
+        <w:t xml:space="preserve">spenc@DESKTOP-3H7FGPI </w:t>
+      </w:r>
+      <w:r>
+        <w:rPr>
+          <w:rFonts w:ascii="Lucida Console" w:hAnsi="Lucida Console" w:cs="Lucida Console"/>
+          <w:color w:val="B148C6"/>
+          <w:sz w:val="18"/>
+          <w:szCs w:val="18"/>
+        </w:rPr>
+        <w:t xml:space="preserve">MINGW64 </w:t>
+      </w:r>
+      <w:r>
+        <w:rPr>
+          <w:rFonts w:ascii="Lucida Console" w:hAnsi="Lucida Console" w:cs="Lucida Console"/>
+          <w:color w:val="C0A000"/>
+          <w:sz w:val="18"/>
+          <w:szCs w:val="18"/>
+        </w:rPr>
+        <w:t>~/</w:t>
+      </w:r>
+      <w:proofErr w:type="spellStart"/>
+      <w:r>
+        <w:rPr>
+          <w:rFonts w:ascii="Lucida Console" w:hAnsi="Lucida Console" w:cs="Lucida Console"/>
+          <w:color w:val="C0A000"/>
+          <w:sz w:val="18"/>
+          <w:szCs w:val="18"/>
+        </w:rPr>
+        <w:t>Desktop</w:t>
+      </w:r>
+      <w:proofErr w:type="spellEnd"/>
+      <w:r>
+        <w:rPr>
+          <w:rFonts w:ascii="Lucida Console" w:hAnsi="Lucida Console" w:cs="Lucida Console"/>
+          <w:color w:val="C0A000"/>
+          <w:sz w:val="18"/>
+          <w:szCs w:val="18"/>
+        </w:rPr>
+        <w:t>/ /Учёба/Проектная деятельность в ИТ</w:t>
+      </w:r>
+      <w:r>
+        <w:rPr>
+          <w:rFonts w:ascii="Lucida Console" w:hAnsi="Lucida Console" w:cs="Lucida Console"/>
+          <w:color w:val="00A89A"/>
+          <w:sz w:val="18"/>
+          <w:szCs w:val="18"/>
+        </w:rPr>
+        <w:t xml:space="preserve"> (</w:t>
+      </w:r>
+      <w:proofErr w:type="spellStart"/>
+      <w:r>
+        <w:rPr>
+          <w:rFonts w:ascii="Lucida Console" w:hAnsi="Lucida Console" w:cs="Lucida Console"/>
+          <w:color w:val="00A89A"/>
+          <w:sz w:val="18"/>
+          <w:szCs w:val="18"/>
+        </w:rPr>
+        <w:t>develop</w:t>
+      </w:r>
+      <w:proofErr w:type="spellEnd"/>
+      <w:r>
+        <w:rPr>
+          <w:rFonts w:ascii="Lucida Console" w:hAnsi="Lucida Console" w:cs="Lucida Console"/>
+          <w:color w:val="00A89A"/>
+          <w:sz w:val="18"/>
+          <w:szCs w:val="18"/>
+        </w:rPr>
+        <w:t>)</w:t>
+      </w:r>
+    </w:p>
+    <w:p>
+      <w:pPr>
+        <w:autoSpaceDE w:val="0"/>
+        <w:autoSpaceDN w:val="0"/>
+        <w:adjustRightInd w:val="0"/>
+        <w:spacing w:after="0" w:line="240" w:lineRule="auto"/>
+        <w:rPr>
+          <w:rFonts w:ascii="Lucida Console" w:hAnsi="Lucida Console" w:cs="Lucida Console"/>
+          <w:sz w:val="18"/>
+          <w:szCs w:val="18"/>
+        </w:rPr>
+      </w:pPr>
+      <w:r>
+        <w:rPr>
+          <w:rFonts w:ascii="Lucida Console" w:hAnsi="Lucida Console" w:cs="Lucida Console"/>
+          <w:sz w:val="18"/>
+          <w:szCs w:val="18"/>
+        </w:rPr>
+        <w:t xml:space="preserve">$ </w:t>
+      </w:r>
+      <w:proofErr w:type="spellStart"/>
+      <w:r>
+        <w:rPr>
+          <w:rFonts w:ascii="Lucida Console" w:hAnsi="Lucida Console" w:cs="Lucida Console"/>
+          <w:sz w:val="18"/>
+          <w:szCs w:val="18"/>
+        </w:rPr>
+        <w:t>git</w:t>
+      </w:r>
+      <w:proofErr w:type="spellEnd"/>
+      <w:r>
+        <w:rPr>
+          <w:rFonts w:ascii="Lucida Console" w:hAnsi="Lucida Console" w:cs="Lucida Console"/>
+          <w:sz w:val="18"/>
+          <w:szCs w:val="18"/>
+        </w:rPr>
+        <w:t xml:space="preserve"> </w:t>
+      </w:r>
+      <w:proofErr w:type="spellStart"/>
+      <w:r>
+        <w:rPr>
+          <w:rFonts w:ascii="Lucida Console" w:hAnsi="Lucida Console" w:cs="Lucida Console"/>
+          <w:sz w:val="18"/>
+          <w:szCs w:val="18"/>
+        </w:rPr>
+        <w:t>commit</w:t>
+      </w:r>
+      <w:proofErr w:type="spellEnd"/>
+      <w:r>
+        <w:rPr>
+          <w:rFonts w:ascii="Lucida Console" w:hAnsi="Lucida Console" w:cs="Lucida Console"/>
+          <w:sz w:val="18"/>
+          <w:szCs w:val="18"/>
+        </w:rPr>
+        <w:t xml:space="preserve"> -m "</w:t>
+      </w:r>
+      <w:proofErr w:type="spellStart"/>
+      <w:r>
+        <w:rPr>
+          <w:rFonts w:ascii="Lucida Console" w:hAnsi="Lucida Console" w:cs="Lucida Console"/>
+          <w:sz w:val="18"/>
+          <w:szCs w:val="18"/>
+        </w:rPr>
+        <w:t>feat</w:t>
+      </w:r>
+      <w:proofErr w:type="spellEnd"/>
+      <w:r>
+        <w:rPr>
+          <w:rFonts w:ascii="Lucida Console" w:hAnsi="Lucida Console" w:cs="Lucida Console"/>
+          <w:sz w:val="18"/>
+          <w:szCs w:val="18"/>
+        </w:rPr>
+        <w:t>: добавил модуль поиска"</w:t>
+      </w:r>
+    </w:p>
+    <w:p>
+      <w:pPr>
+        <w:autoSpaceDE w:val="0"/>
+        <w:autoSpaceDN w:val="0"/>
+        <w:adjustRightInd w:val="0"/>
+        <w:spacing w:after="0" w:line="240" w:lineRule="auto"/>
+        <w:rPr>
+          <w:rFonts w:ascii="Lucida Console" w:hAnsi="Lucida Console" w:cs="Lucida Console"/>
+          <w:sz w:val="18"/>
+          <w:szCs w:val="18"/>
+        </w:rPr>
+      </w:pPr>
+      <w:r>
+        <w:rPr>
+          <w:rFonts w:ascii="Lucida Console" w:hAnsi="Lucida Console" w:cs="Lucida Console"/>
+          <w:sz w:val="18"/>
+          <w:szCs w:val="18"/>
+        </w:rPr>
+        <w:t>[</w:t>
+      </w:r>
+      <w:proofErr w:type="spellStart"/>
+      <w:r>
+        <w:rPr>
+          <w:rFonts w:ascii="Lucida Console" w:hAnsi="Lucida Console" w:cs="Lucida Console"/>
+          <w:sz w:val="18"/>
+          <w:szCs w:val="18"/>
+        </w:rPr>
+        <w:t>develop</w:t>
+      </w:r>
+      <w:proofErr w:type="spellEnd"/>
+      <w:r>
+        <w:rPr>
+          <w:rFonts w:ascii="Lucida Console" w:hAnsi="Lucida Console" w:cs="Lucida Console"/>
+          <w:sz w:val="18"/>
+          <w:szCs w:val="18"/>
+        </w:rPr>
+        <w:t xml:space="preserve"> 15afbf3] </w:t>
+      </w:r>
+      <w:proofErr w:type="spellStart"/>
+      <w:r>
+        <w:rPr>
+          <w:rFonts w:ascii="Lucida Console" w:hAnsi="Lucida Console" w:cs="Lucida Console"/>
+          <w:sz w:val="18"/>
+          <w:szCs w:val="18"/>
+        </w:rPr>
+        <w:t>feat</w:t>
+      </w:r>
+      <w:proofErr w:type="spellEnd"/>
+      <w:r>
+        <w:rPr>
+          <w:rFonts w:ascii="Lucida Console" w:hAnsi="Lucida Console" w:cs="Lucida Console"/>
+          <w:sz w:val="18"/>
+          <w:szCs w:val="18"/>
+        </w:rPr>
+        <w:t>: добавил модуль поиска</w:t>
+      </w:r>
+    </w:p>
+    <w:p>
+      <w:pPr>
+        <w:autoSpaceDE w:val="0"/>
+        <w:autoSpaceDN w:val="0"/>
+        <w:adjustRightInd w:val="0"/>
+        <w:spacing w:after="0" w:line="240" w:lineRule="auto"/>
+        <w:rPr>
+          <w:rFonts w:ascii="Lucida Console" w:hAnsi="Lucida Console" w:cs="Lucida Console"/>
+          <w:sz w:val="18"/>
+          <w:szCs w:val="18"/>
+          <w:lang w:val="en-US"/>
+        </w:rPr>
+      </w:pPr>
+      <w:r>
+        <w:rPr>
+          <w:rFonts w:ascii="Lucida Console" w:hAnsi="Lucida Console" w:cs="Lucida Console"/>
+          <w:sz w:val="18"/>
+          <w:szCs w:val="18"/>
+        </w:rPr>
+        <w:t xml:space="preserve"> </w:t>
+      </w:r>
+      <w:r>
+        <w:rPr>
+          <w:rFonts w:ascii="Lucida Console" w:hAnsi="Lucida Console" w:cs="Lucida Console"/>
+          <w:sz w:val="18"/>
+          <w:szCs w:val="18"/>
+          <w:lang w:val="en-US"/>
+        </w:rPr>
+        <w:t xml:space="preserve">1 file changed, 2 </w:t>
+      </w:r>
+      <w:proofErr w:type="gramStart"/>
+      <w:r>
+        <w:rPr>
+          <w:rFonts w:ascii="Lucida Console" w:hAnsi="Lucida Console" w:cs="Lucida Console"/>
+          <w:sz w:val="18"/>
+          <w:szCs w:val="18"/>
+          <w:lang w:val="en-US"/>
+        </w:rPr>
+        <w:t>insertions(</w:t>
+      </w:r>
+      <w:proofErr w:type="gramEnd"/>
+      <w:r>
+        <w:rPr>
+          <w:rFonts w:ascii="Lucida Console" w:hAnsi="Lucida Console" w:cs="Lucida Console"/>
+          <w:sz w:val="18"/>
+          <w:szCs w:val="18"/>
+          <w:lang w:val="en-US"/>
+        </w:rPr>
+        <w:t>+)</w:t>
+      </w:r>
+    </w:p>
+    <w:p>
+      <w:pPr>
+        <w:autoSpaceDE w:val="0"/>
+        <w:autoSpaceDN w:val="0"/>
+        <w:adjustRightInd w:val="0"/>
+        <w:spacing w:after="0" w:line="240" w:lineRule="auto"/>
+        <w:rPr>
+          <w:rFonts w:ascii="Lucida Console" w:hAnsi="Lucida Console" w:cs="Lucida Console"/>
+          <w:sz w:val="18"/>
+          <w:szCs w:val="18"/>
+          <w:lang w:val="en-US"/>
+        </w:rPr>
+      </w:pPr>
+      <w:r>
+        <w:rPr>
+          <w:rFonts w:ascii="Lucida Console" w:hAnsi="Lucida Console" w:cs="Lucida Console"/>
+          <w:sz w:val="18"/>
+          <w:szCs w:val="18"/>
+          <w:lang w:val="en-US"/>
+        </w:rPr>
+        <w:t xml:space="preserve"> </w:t>
+      </w:r>
+      <w:proofErr w:type="gramStart"/>
+      <w:r>
+        <w:rPr>
+          <w:rFonts w:ascii="Lucida Console" w:hAnsi="Lucida Console" w:cs="Lucida Console"/>
+          <w:sz w:val="18"/>
+          <w:szCs w:val="18"/>
+          <w:lang w:val="en-US"/>
+        </w:rPr>
+        <w:t>create</w:t>
+      </w:r>
+      <w:proofErr w:type="gramEnd"/>
+      <w:r>
+        <w:rPr>
+          <w:rFonts w:ascii="Lucida Console" w:hAnsi="Lucida Console" w:cs="Lucida Console"/>
+          <w:sz w:val="18"/>
+          <w:szCs w:val="18"/>
+          <w:lang w:val="en-US"/>
+        </w:rPr>
+        <w:t xml:space="preserve"> mode 100644 search.ps1</w:t>
+      </w:r>
+    </w:p>
+    <w:p>
+      <w:pPr>
+        <w:tabs>
+          <w:tab w:val="left" w:pos="3675"/>
+        </w:tabs>
         <w:jc w:val="center"/>
         <w:rPr>
           <w:rFonts w:ascii="Times New Roman" w:hAnsi="Times New Roman" w:cs="Times New Roman"/>
@@ -4510,12 +5517,50 @@
         <w:tabs>
           <w:tab w:val="left" w:pos="3675"/>
         </w:tabs>
+        <w:jc w:val="both"/>
+        <w:rPr>
+          <w:rFonts w:ascii="Times New Roman" w:hAnsi="Times New Roman" w:cs="Times New Roman"/>
+          <w:sz w:val="28"/>
+          <w:szCs w:val="28"/>
+        </w:rPr>
+      </w:pPr>
+      <w:r>
+        <w:rPr>
+          <w:rFonts w:ascii="Times New Roman" w:hAnsi="Times New Roman" w:cs="Times New Roman"/>
+          <w:sz w:val="28"/>
+          <w:szCs w:val="28"/>
+        </w:rPr>
+        <w:t>Затем я вернулся в основную ветку </w:t>
+      </w:r>
+      <w:proofErr w:type="spellStart"/>
+      <w:r>
+        <w:rPr>
+          <w:rFonts w:ascii="Times New Roman" w:hAnsi="Times New Roman" w:cs="Times New Roman"/>
+          <w:sz w:val="28"/>
+          <w:szCs w:val="28"/>
+        </w:rPr>
+        <w:t>master</w:t>
+      </w:r>
+      <w:proofErr w:type="spellEnd"/>
+      <w:r>
+        <w:rPr>
+          <w:rFonts w:ascii="Times New Roman" w:hAnsi="Times New Roman" w:cs="Times New Roman"/>
+          <w:sz w:val="28"/>
+          <w:szCs w:val="28"/>
+        </w:rPr>
+        <w:t> и внёс правки в README.md</w:t>
+      </w:r>
+    </w:p>
+    <w:p>
+      <w:pPr>
+        <w:tabs>
+          <w:tab w:val="left" w:pos="3675"/>
+        </w:tabs>
         <w:jc w:val="center"/>
         <w:rPr>
           <w:rFonts w:ascii="Times New Roman" w:hAnsi="Times New Roman" w:cs="Times New Roman"/>
           <w:sz w:val="28"/>
           <w:szCs w:val="28"/>
-          <w:lang w:val="en-US"/>
         </w:rPr>
       </w:pPr>
     </w:p>
@@ -4529,9 +5574,10 @@
           <w:rFonts w:ascii="Times New Roman" w:hAnsi="Times New Roman" w:cs="Times New Roman"/>
           <w:sz w:val="28"/>
           <w:szCs w:val="28"/>
-          <w:lang w:val="en-US"/>
-        </w:rPr>
-      </w:pPr>
+        </w:rPr>
+      </w:pPr>
+      <w:bookmarkStart w:id="0" w:name="_GoBack"/>
+      <w:bookmarkEnd w:id="0"/>
     </w:p>
     <w:p>
       <w:pPr>
@@ -4543,7 +5589,6 @@
           <w:rFonts w:ascii="Times New Roman" w:hAnsi="Times New Roman" w:cs="Times New Roman"/>
           <w:sz w:val="28"/>
           <w:szCs w:val="28"/>
-          <w:lang w:val="en-US"/>
         </w:rPr>
       </w:pPr>
     </w:p>
@@ -4557,7 +5602,6 @@
           <w:rFonts w:ascii="Times New Roman" w:hAnsi="Times New Roman" w:cs="Times New Roman"/>
           <w:sz w:val="28"/>
           <w:szCs w:val="28"/>
-          <w:lang w:val="en-US"/>
         </w:rPr>
       </w:pPr>
     </w:p>
@@ -4571,7 +5615,6 @@
           <w:rFonts w:ascii="Times New Roman" w:hAnsi="Times New Roman" w:cs="Times New Roman"/>
           <w:sz w:val="28"/>
           <w:szCs w:val="28"/>
-          <w:lang w:val="en-US"/>
         </w:rPr>
       </w:pPr>
     </w:p>
@@ -4585,7 +5628,6 @@
           <w:rFonts w:ascii="Times New Roman" w:hAnsi="Times New Roman" w:cs="Times New Roman"/>
           <w:sz w:val="28"/>
           <w:szCs w:val="28"/>
-          <w:lang w:val="en-US"/>
         </w:rPr>
       </w:pPr>
     </w:p>
@@ -4599,7 +5641,6 @@
           <w:rFonts w:ascii="Times New Roman" w:hAnsi="Times New Roman" w:cs="Times New Roman"/>
           <w:sz w:val="28"/>
           <w:szCs w:val="28"/>
-          <w:lang w:val="en-US"/>
         </w:rPr>
       </w:pPr>
     </w:p>
@@ -4613,7 +5654,6 @@
           <w:rFonts w:ascii="Times New Roman" w:hAnsi="Times New Roman" w:cs="Times New Roman"/>
           <w:sz w:val="28"/>
           <w:szCs w:val="28"/>
-          <w:lang w:val="en-US"/>
         </w:rPr>
       </w:pPr>
     </w:p>
@@ -4627,7 +5667,6 @@
           <w:rFonts w:ascii="Times New Roman" w:hAnsi="Times New Roman" w:cs="Times New Roman"/>
           <w:sz w:val="28"/>
           <w:szCs w:val="28"/>
-          <w:lang w:val="en-US"/>
         </w:rPr>
       </w:pPr>
     </w:p>
@@ -4641,7 +5680,6 @@
           <w:rFonts w:ascii="Times New Roman" w:hAnsi="Times New Roman" w:cs="Times New Roman"/>
           <w:sz w:val="28"/>
           <w:szCs w:val="28"/>
-          <w:lang w:val="en-US"/>
         </w:rPr>
       </w:pPr>
     </w:p>
@@ -4655,7 +5693,6 @@
           <w:rFonts w:ascii="Times New Roman" w:hAnsi="Times New Roman" w:cs="Times New Roman"/>
           <w:sz w:val="28"/>
           <w:szCs w:val="28"/>
-          <w:lang w:val="en-US"/>
         </w:rPr>
       </w:pPr>
     </w:p>
@@ -4669,7 +5706,6 @@
           <w:rFonts w:ascii="Times New Roman" w:hAnsi="Times New Roman" w:cs="Times New Roman"/>
           <w:sz w:val="28"/>
           <w:szCs w:val="28"/>
-          <w:lang w:val="en-US"/>
         </w:rPr>
       </w:pPr>
     </w:p>
@@ -4683,7 +5719,6 @@
           <w:rFonts w:ascii="Times New Roman" w:hAnsi="Times New Roman" w:cs="Times New Roman"/>
           <w:sz w:val="28"/>
           <w:szCs w:val="28"/>
-          <w:lang w:val="en-US"/>
         </w:rPr>
       </w:pPr>
     </w:p>
@@ -4697,7 +5732,6 @@
           <w:rFonts w:ascii="Times New Roman" w:hAnsi="Times New Roman" w:cs="Times New Roman"/>
           <w:sz w:val="28"/>
           <w:szCs w:val="28"/>
-          <w:lang w:val="en-US"/>
         </w:rPr>
       </w:pPr>
     </w:p>
@@ -4711,7 +5745,6 @@
           <w:rFonts w:ascii="Times New Roman" w:hAnsi="Times New Roman" w:cs="Times New Roman"/>
           <w:sz w:val="28"/>
           <w:szCs w:val="28"/>
-          <w:lang w:val="en-US"/>
         </w:rPr>
       </w:pPr>
     </w:p>
@@ -4725,7 +5758,6 @@
           <w:rFonts w:ascii="Times New Roman" w:hAnsi="Times New Roman" w:cs="Times New Roman"/>
           <w:sz w:val="28"/>
           <w:szCs w:val="28"/>
-          <w:lang w:val="en-US"/>
         </w:rPr>
       </w:pPr>
     </w:p>
@@ -4739,7 +5771,6 @@
           <w:rFonts w:ascii="Times New Roman" w:hAnsi="Times New Roman" w:cs="Times New Roman"/>
           <w:sz w:val="28"/>
           <w:szCs w:val="28"/>
-          <w:lang w:val="en-US"/>
         </w:rPr>
       </w:pPr>
     </w:p>
@@ -4753,7 +5784,6 @@
           <w:rFonts w:ascii="Times New Roman" w:hAnsi="Times New Roman" w:cs="Times New Roman"/>
           <w:sz w:val="28"/>
           <w:szCs w:val="28"/>
-          <w:lang w:val="en-US"/>
         </w:rPr>
       </w:pPr>
     </w:p>
@@ -4767,7 +5797,6 @@
           <w:rFonts w:ascii="Times New Roman" w:hAnsi="Times New Roman" w:cs="Times New Roman"/>
           <w:sz w:val="28"/>
           <w:szCs w:val="28"/>
-          <w:lang w:val="en-US"/>
         </w:rPr>
       </w:pPr>
     </w:p>
@@ -4781,49 +5810,6 @@
           <w:rFonts w:ascii="Times New Roman" w:hAnsi="Times New Roman" w:cs="Times New Roman"/>
           <w:sz w:val="28"/>
           <w:szCs w:val="28"/>
-          <w:lang w:val="en-US"/>
-        </w:rPr>
-      </w:pPr>
-    </w:p>
-    <w:p>
-      <w:pPr>
-        <w:tabs>
-          <w:tab w:val="left" w:pos="3675"/>
-        </w:tabs>
-        <w:jc w:val="center"/>
-        <w:rPr>
-          <w:rFonts w:ascii="Times New Roman" w:hAnsi="Times New Roman" w:cs="Times New Roman"/>
-          <w:sz w:val="28"/>
-          <w:szCs w:val="28"/>
-          <w:lang w:val="en-US"/>
-        </w:rPr>
-      </w:pPr>
-    </w:p>
-    <w:p>
-      <w:pPr>
-        <w:tabs>
-          <w:tab w:val="left" w:pos="3675"/>
-        </w:tabs>
-        <w:jc w:val="center"/>
-        <w:rPr>
-          <w:rFonts w:ascii="Times New Roman" w:hAnsi="Times New Roman" w:cs="Times New Roman"/>
-          <w:sz w:val="28"/>
-          <w:szCs w:val="28"/>
-          <w:lang w:val="en-US"/>
-        </w:rPr>
-      </w:pPr>
-    </w:p>
-    <w:p>
-      <w:pPr>
-        <w:tabs>
-          <w:tab w:val="left" w:pos="3675"/>
-        </w:tabs>
-        <w:jc w:val="center"/>
-        <w:rPr>
-          <w:rFonts w:ascii="Times New Roman" w:hAnsi="Times New Roman" w:cs="Times New Roman"/>
-          <w:sz w:val="28"/>
-          <w:szCs w:val="28"/>
-          <w:lang w:val="en-US"/>
         </w:rPr>
       </w:pPr>
     </w:p>
@@ -4835,7 +5821,6 @@
           <w:rFonts w:ascii="Times New Roman" w:hAnsi="Times New Roman" w:cs="Times New Roman"/>
           <w:sz w:val="28"/>
           <w:szCs w:val="28"/>
-          <w:lang w:val="en-US"/>
         </w:rPr>
       </w:pPr>
     </w:p>
@@ -4883,6 +5868,7 @@
           <w:sz w:val="28"/>
           <w:szCs w:val="28"/>
         </w:rPr>
+        <w:lastRenderedPageBreak/>
         <w:t>Проведенное исследование позволяет сделать вывод о том, что </w:t>
       </w:r>
       <w:r>
@@ -4990,17 +5976,7 @@
           <w:sz w:val="28"/>
           <w:szCs w:val="28"/>
         </w:rPr>
-        <w:t xml:space="preserve">анализа </w:t>
-      </w:r>
-      <w:r>
-        <w:rPr>
-          <w:rFonts w:ascii="Times New Roman" w:hAnsi="Times New Roman" w:cs="Times New Roman"/>
-          <w:bCs/>
-          <w:sz w:val="28"/>
-          <w:szCs w:val="28"/>
-        </w:rPr>
-        <w:lastRenderedPageBreak/>
-        <w:t>рыночного контекста</w:t>
+        <w:t>анализа рыночного контекста</w:t>
       </w:r>
       <w:r>
         <w:rPr>
@@ -5302,7 +6278,17 @@
           <w:sz w:val="28"/>
           <w:szCs w:val="28"/>
         </w:rPr>
-        <w:t>интеграция технологий искусственного интеллекта</w:t>
+        <w:t xml:space="preserve">интеграция технологий </w:t>
+      </w:r>
+      <w:r>
+        <w:rPr>
+          <w:rFonts w:ascii="Times New Roman" w:hAnsi="Times New Roman" w:cs="Times New Roman"/>
+          <w:bCs/>
+          <w:sz w:val="28"/>
+          <w:szCs w:val="28"/>
+        </w:rPr>
+        <w:lastRenderedPageBreak/>
+        <w:t>искусственного интеллекта</w:t>
       </w:r>
       <w:r>
         <w:rPr>
@@ -5545,6 +6531,7 @@
           <w:sz w:val="28"/>
           <w:szCs w:val="28"/>
         </w:rPr>
+        <w:lastRenderedPageBreak/>
         <w:t>СПИСОК ИСПОЛЬЗОВАННЫХ ИСТОЧНИКОВ</w:t>
       </w:r>
     </w:p>
@@ -5733,7 +6720,6 @@
           <w:sz w:val="28"/>
           <w:szCs w:val="28"/>
         </w:rPr>
-        <w:lastRenderedPageBreak/>
         <w:t xml:space="preserve">Иншакова, Н. Г. Рекламный и пиар-текст: основы </w:t>
       </w:r>
       <w:proofErr w:type="gramStart"/>
